--- a/Chapter 1/Chapter 1.docx
+++ b/Chapter 1/Chapter 1.docx
@@ -138,27 +138,15 @@
         </w:rPr>
         <w:t xml:space="preserve"> </w:t>
       </w:r>
-      <w:proofErr w:type="gramStart"/>
-      <w:r>
-        <w:rPr>
-          <w:rFonts w:ascii="Nunito" w:hAnsi="Nunito"/>
-          <w:b/>
-          <w:bCs/>
-          <w:sz w:val="28"/>
-          <w:szCs w:val="28"/>
-        </w:rPr>
-        <w:t>Input ,</w:t>
-      </w:r>
-      <w:proofErr w:type="gramEnd"/>
-      <w:r>
-        <w:rPr>
-          <w:rFonts w:ascii="Nunito" w:hAnsi="Nunito"/>
-          <w:b/>
-          <w:bCs/>
-          <w:sz w:val="28"/>
-          <w:szCs w:val="28"/>
-        </w:rPr>
-        <w:t xml:space="preserve"> Output</w:t>
+      <w:r>
+        <w:rPr>
+          <w:rFonts w:ascii="Nunito" w:hAnsi="Nunito"/>
+          <w:b/>
+          <w:bCs/>
+          <w:sz w:val="28"/>
+          <w:szCs w:val="28"/>
+        </w:rPr>
+        <w:t>Input , Output</w:t>
       </w:r>
       <w:r>
         <w:rPr>
@@ -290,27 +278,15 @@
         </w:rPr>
         <w:t xml:space="preserve">and </w:t>
       </w:r>
-      <w:proofErr w:type="gramStart"/>
-      <w:r>
-        <w:rPr>
-          <w:rFonts w:ascii="Nunito" w:hAnsi="Nunito"/>
-          <w:b/>
-          <w:bCs/>
-          <w:sz w:val="28"/>
-          <w:szCs w:val="28"/>
-        </w:rPr>
-        <w:t>High level</w:t>
-      </w:r>
-      <w:proofErr w:type="gramEnd"/>
-      <w:r>
-        <w:rPr>
-          <w:rFonts w:ascii="Nunito" w:hAnsi="Nunito"/>
-          <w:b/>
-          <w:bCs/>
-          <w:sz w:val="28"/>
-          <w:szCs w:val="28"/>
-        </w:rPr>
-        <w:t xml:space="preserve"> Languages</w:t>
+      <w:r>
+        <w:rPr>
+          <w:rFonts w:ascii="Nunito" w:hAnsi="Nunito"/>
+          <w:b/>
+          <w:bCs/>
+          <w:sz w:val="28"/>
+          <w:szCs w:val="28"/>
+        </w:rPr>
+        <w:t>High level Languages</w:t>
       </w:r>
       <w:r>
         <w:rPr>
@@ -336,16 +312,7 @@
           <w:sz w:val="28"/>
           <w:szCs w:val="28"/>
         </w:rPr>
-        <w:t xml:space="preserve">d) The programs that translate high-level language programs into machine language are </w:t>
-      </w:r>
-      <w:proofErr w:type="gramStart"/>
-      <w:r>
-        <w:rPr>
-          <w:rFonts w:ascii="Nunito" w:hAnsi="Nunito"/>
-          <w:sz w:val="28"/>
-          <w:szCs w:val="28"/>
-        </w:rPr>
-        <w:t>called</w:t>
+        <w:t>d) The programs that translate high-level language programs into machine language are called</w:t>
       </w:r>
       <w:r>
         <w:rPr>
@@ -365,7 +332,6 @@
         </w:rPr>
         <w:t xml:space="preserve"> Compliers</w:t>
       </w:r>
-      <w:proofErr w:type="gramEnd"/>
       <w:r>
         <w:rPr>
           <w:rFonts w:ascii="Nunito" w:hAnsi="Nunito"/>
@@ -610,26 +576,16 @@
           <w:sz w:val="28"/>
           <w:szCs w:val="28"/>
         </w:rPr>
-        <w:t xml:space="preserve">b) </w:t>
-      </w:r>
-      <w:proofErr w:type="gramStart"/>
-      <w:r>
-        <w:rPr>
-          <w:rFonts w:ascii="Nunito" w:hAnsi="Nunito"/>
-          <w:sz w:val="28"/>
-          <w:szCs w:val="28"/>
-        </w:rPr>
-        <w:t xml:space="preserve">The </w:t>
-      </w:r>
-      <w:r>
-        <w:rPr>
-          <w:rFonts w:ascii="Nunito" w:hAnsi="Nunito"/>
-          <w:sz w:val="28"/>
-          <w:szCs w:val="28"/>
-        </w:rPr>
-        <w:t xml:space="preserve"> </w:t>
-      </w:r>
-      <w:proofErr w:type="spellStart"/>
+        <w:t xml:space="preserve">b) The </w:t>
+      </w:r>
+      <w:r>
+        <w:rPr>
+          <w:rFonts w:ascii="Nunito" w:hAnsi="Nunito"/>
+          <w:sz w:val="28"/>
+          <w:szCs w:val="28"/>
+        </w:rPr>
+        <w:t xml:space="preserve"> </w:t>
+      </w:r>
       <w:r>
         <w:rPr>
           <w:rFonts w:ascii="Nunito" w:hAnsi="Nunito"/>
@@ -640,8 +596,6 @@
         </w:rPr>
         <w:t>javac</w:t>
       </w:r>
-      <w:proofErr w:type="spellEnd"/>
-      <w:proofErr w:type="gramEnd"/>
       <w:r>
         <w:rPr>
           <w:rFonts w:ascii="Nunito" w:hAnsi="Nunito"/>
@@ -684,44 +638,88 @@
           <w:sz w:val="28"/>
           <w:szCs w:val="28"/>
         </w:rPr>
+        <w:t>.java</w:t>
+      </w:r>
+      <w:r>
+        <w:rPr>
+          <w:rFonts w:ascii="Nunito" w:hAnsi="Nunito"/>
+          <w:sz w:val="28"/>
+          <w:szCs w:val="28"/>
+        </w:rPr>
+        <w:t xml:space="preserve"> </w:t>
+      </w:r>
+      <w:r>
+        <w:rPr>
+          <w:rFonts w:ascii="Nunito" w:hAnsi="Nunito"/>
+          <w:sz w:val="28"/>
+          <w:szCs w:val="28"/>
+        </w:rPr>
+        <w:t xml:space="preserve"> </w:t>
+      </w:r>
+      <w:r>
+        <w:rPr>
+          <w:rFonts w:ascii="Nunito" w:hAnsi="Nunito"/>
+          <w:sz w:val="28"/>
+          <w:szCs w:val="28"/>
+        </w:rPr>
+        <w:t xml:space="preserve">file extension. </w:t>
+      </w:r>
+    </w:p>
+    <w:p>
+      <w:pPr>
+        <w:spacing w:line="240" w:lineRule="auto"/>
+        <w:rPr>
+          <w:rFonts w:ascii="Nunito" w:hAnsi="Nunito"/>
+          <w:sz w:val="28"/>
+          <w:szCs w:val="28"/>
+        </w:rPr>
+      </w:pPr>
+      <w:r>
+        <w:rPr>
+          <w:rFonts w:ascii="Nunito" w:hAnsi="Nunito"/>
+          <w:sz w:val="28"/>
+          <w:szCs w:val="28"/>
+        </w:rPr>
+        <w:t xml:space="preserve">d) When a Java program is compiled, the file produced by the compiler ends with the </w:t>
+      </w:r>
+      <w:r>
+        <w:rPr>
+          <w:rFonts w:ascii="Nunito" w:hAnsi="Nunito"/>
+          <w:sz w:val="28"/>
+          <w:szCs w:val="28"/>
+        </w:rPr>
         <w:t>.</w:t>
       </w:r>
-      <w:proofErr w:type="gramStart"/>
-      <w:r>
-        <w:rPr>
-          <w:rFonts w:ascii="Nunito" w:hAnsi="Nunito"/>
-          <w:b/>
-          <w:bCs/>
-          <w:sz w:val="28"/>
-          <w:szCs w:val="28"/>
-        </w:rPr>
-        <w:t>java</w:t>
-      </w:r>
-      <w:r>
-        <w:rPr>
-          <w:rFonts w:ascii="Nunito" w:hAnsi="Nunito"/>
-          <w:sz w:val="28"/>
-          <w:szCs w:val="28"/>
-        </w:rPr>
-        <w:t xml:space="preserve"> </w:t>
-      </w:r>
-      <w:r>
-        <w:rPr>
-          <w:rFonts w:ascii="Nunito" w:hAnsi="Nunito"/>
-          <w:sz w:val="28"/>
-          <w:szCs w:val="28"/>
-        </w:rPr>
-        <w:t xml:space="preserve"> </w:t>
-      </w:r>
-      <w:r>
-        <w:rPr>
-          <w:rFonts w:ascii="Nunito" w:hAnsi="Nunito"/>
+      <w:r>
+        <w:rPr>
+          <w:rFonts w:ascii="Nunito" w:hAnsi="Nunito"/>
+          <w:b/>
+          <w:bCs/>
+          <w:sz w:val="28"/>
+          <w:szCs w:val="28"/>
+        </w:rPr>
+        <w:t xml:space="preserve">class </w:t>
+      </w:r>
+      <w:r>
+        <w:rPr>
+          <w:rFonts w:ascii="Nunito" w:hAnsi="Nunito"/>
+          <w:b/>
+          <w:bCs/>
+          <w:sz w:val="28"/>
+          <w:szCs w:val="28"/>
+        </w:rPr>
+        <w:t xml:space="preserve"> </w:t>
+      </w:r>
+      <w:r>
+        <w:rPr>
+          <w:rFonts w:ascii="Nunito" w:hAnsi="Nunito"/>
+          <w:b/>
+          <w:bCs/>
           <w:sz w:val="28"/>
           <w:szCs w:val="28"/>
         </w:rPr>
         <w:t>file</w:t>
       </w:r>
-      <w:proofErr w:type="gramEnd"/>
       <w:r>
         <w:rPr>
           <w:rFonts w:ascii="Nunito" w:hAnsi="Nunito"/>
@@ -746,72 +744,6 @@
           <w:sz w:val="28"/>
           <w:szCs w:val="28"/>
         </w:rPr>
-        <w:t xml:space="preserve">d) When a Java program is compiled, the file produced by the compiler ends with the </w:t>
-      </w:r>
-      <w:r>
-        <w:rPr>
-          <w:rFonts w:ascii="Nunito" w:hAnsi="Nunito"/>
-          <w:sz w:val="28"/>
-          <w:szCs w:val="28"/>
-        </w:rPr>
-        <w:t>.</w:t>
-      </w:r>
-      <w:proofErr w:type="gramStart"/>
-      <w:r>
-        <w:rPr>
-          <w:rFonts w:ascii="Nunito" w:hAnsi="Nunito"/>
-          <w:b/>
-          <w:bCs/>
-          <w:sz w:val="28"/>
-          <w:szCs w:val="28"/>
-        </w:rPr>
-        <w:t xml:space="preserve">class </w:t>
-      </w:r>
-      <w:r>
-        <w:rPr>
-          <w:rFonts w:ascii="Nunito" w:hAnsi="Nunito"/>
-          <w:b/>
-          <w:bCs/>
-          <w:sz w:val="28"/>
-          <w:szCs w:val="28"/>
-        </w:rPr>
-        <w:t xml:space="preserve"> </w:t>
-      </w:r>
-      <w:r>
-        <w:rPr>
-          <w:rFonts w:ascii="Nunito" w:hAnsi="Nunito"/>
-          <w:b/>
-          <w:bCs/>
-          <w:sz w:val="28"/>
-          <w:szCs w:val="28"/>
-        </w:rPr>
-        <w:t>file</w:t>
-      </w:r>
-      <w:proofErr w:type="gramEnd"/>
-      <w:r>
-        <w:rPr>
-          <w:rFonts w:ascii="Nunito" w:hAnsi="Nunito"/>
-          <w:sz w:val="28"/>
-          <w:szCs w:val="28"/>
-        </w:rPr>
-        <w:t xml:space="preserve"> extension. </w:t>
-      </w:r>
-    </w:p>
-    <w:p>
-      <w:pPr>
-        <w:spacing w:line="240" w:lineRule="auto"/>
-        <w:rPr>
-          <w:rFonts w:ascii="Nunito" w:hAnsi="Nunito"/>
-          <w:sz w:val="28"/>
-          <w:szCs w:val="28"/>
-        </w:rPr>
-      </w:pPr>
-      <w:r>
-        <w:rPr>
-          <w:rFonts w:ascii="Nunito" w:hAnsi="Nunito"/>
-          <w:sz w:val="28"/>
-          <w:szCs w:val="28"/>
-        </w:rPr>
         <w:t>e) The file produced by the Java compiler contains</w:t>
       </w:r>
       <w:r>
@@ -1004,35 +936,15 @@
           <w:sz w:val="28"/>
           <w:szCs w:val="28"/>
         </w:rPr>
-        <w:t xml:space="preserve">object-Oriented analysis and </w:t>
-      </w:r>
-      <w:proofErr w:type="gramStart"/>
-      <w:r>
-        <w:rPr>
-          <w:rFonts w:ascii="Nunito" w:hAnsi="Nunito"/>
-          <w:b/>
-          <w:bCs/>
-          <w:sz w:val="28"/>
-          <w:szCs w:val="28"/>
-        </w:rPr>
-        <w:t xml:space="preserve">design </w:t>
-      </w:r>
-      <w:r>
-        <w:rPr>
-          <w:rFonts w:ascii="Nunito" w:hAnsi="Nunito"/>
-          <w:sz w:val="28"/>
-          <w:szCs w:val="28"/>
-        </w:rPr>
-        <w:t>.</w:t>
-      </w:r>
-      <w:proofErr w:type="gramEnd"/>
-      <w:r>
-        <w:rPr>
-          <w:rFonts w:ascii="Nunito" w:hAnsi="Nunito"/>
-          <w:sz w:val="28"/>
-          <w:szCs w:val="28"/>
-        </w:rPr>
-        <w:t xml:space="preserve"> </w:t>
+        <w:t xml:space="preserve">object-Oriented analysis and design </w:t>
+      </w:r>
+      <w:r>
+        <w:rPr>
+          <w:rFonts w:ascii="Nunito" w:hAnsi="Nunito"/>
+          <w:sz w:val="28"/>
+          <w:szCs w:val="28"/>
+        </w:rPr>
+        <w:t xml:space="preserve">. </w:t>
       </w:r>
     </w:p>
     <w:p>
@@ -1096,27 +1008,15 @@
         </w:rPr>
         <w:t xml:space="preserve">e) </w:t>
       </w:r>
-      <w:proofErr w:type="gramStart"/>
-      <w:r>
-        <w:rPr>
-          <w:rFonts w:ascii="Nunito" w:hAnsi="Nunito"/>
-          <w:b/>
-          <w:bCs/>
-          <w:sz w:val="28"/>
-          <w:szCs w:val="28"/>
-        </w:rPr>
-        <w:t>UML(</w:t>
-      </w:r>
-      <w:proofErr w:type="gramEnd"/>
-      <w:r>
-        <w:rPr>
-          <w:rFonts w:ascii="Nunito" w:hAnsi="Nunito"/>
-          <w:b/>
-          <w:bCs/>
-          <w:sz w:val="28"/>
-          <w:szCs w:val="28"/>
-        </w:rPr>
-        <w:t>Unified Modeling Language)</w:t>
+      <w:r>
+        <w:rPr>
+          <w:rFonts w:ascii="Nunito" w:hAnsi="Nunito"/>
+          <w:b/>
+          <w:bCs/>
+          <w:sz w:val="28"/>
+          <w:szCs w:val="28"/>
+        </w:rPr>
+        <w:t>UML(Unified Modeling Language)</w:t>
       </w:r>
       <w:r>
         <w:rPr>
@@ -1160,7 +1060,6 @@
         </w:rPr>
         <w:t xml:space="preserve"> </w:t>
       </w:r>
-      <w:proofErr w:type="gramStart"/>
       <w:r>
         <w:rPr>
           <w:rFonts w:ascii="Nunito" w:hAnsi="Nunito"/>
@@ -1177,16 +1076,7 @@
           <w:sz w:val="28"/>
           <w:szCs w:val="28"/>
         </w:rPr>
-        <w:t xml:space="preserve"> of</w:t>
-      </w:r>
-      <w:proofErr w:type="gramEnd"/>
-      <w:r>
-        <w:rPr>
-          <w:rFonts w:ascii="Nunito" w:hAnsi="Nunito"/>
-          <w:sz w:val="28"/>
-          <w:szCs w:val="28"/>
-        </w:rPr>
-        <w:t xml:space="preserve"> the object’s class.</w:t>
+        <w:t xml:space="preserve"> of the object’s class.</w:t>
       </w:r>
     </w:p>
     <w:p>
@@ -1284,7 +1174,6 @@
         </w:rPr>
         <w:t xml:space="preserve"> </w:t>
       </w:r>
-      <w:proofErr w:type="gramStart"/>
       <w:r>
         <w:rPr>
           <w:rFonts w:ascii="Nunito" w:hAnsi="Nunito"/>
@@ -1301,16 +1190,7 @@
           <w:sz w:val="28"/>
           <w:szCs w:val="28"/>
         </w:rPr>
-        <w:t xml:space="preserve"> .</w:t>
-      </w:r>
-      <w:proofErr w:type="gramEnd"/>
-      <w:r>
-        <w:rPr>
-          <w:rFonts w:ascii="Nunito" w:hAnsi="Nunito"/>
-          <w:sz w:val="28"/>
-          <w:szCs w:val="28"/>
-        </w:rPr>
-        <w:t xml:space="preserve"> </w:t>
+        <w:t xml:space="preserve"> . </w:t>
       </w:r>
     </w:p>
     <w:p>
@@ -1629,23 +1509,13 @@
           <w:szCs w:val="28"/>
         </w:rPr>
       </w:pPr>
-      <w:proofErr w:type="spellStart"/>
-      <w:r>
-        <w:rPr>
-          <w:rFonts w:ascii="Nunito" w:hAnsi="Nunito"/>
-          <w:sz w:val="28"/>
-          <w:szCs w:val="28"/>
-        </w:rPr>
-        <w:t>i</w:t>
-      </w:r>
-      <w:proofErr w:type="spellEnd"/>
-      <w:r>
-        <w:rPr>
-          <w:rFonts w:ascii="Nunito" w:hAnsi="Nunito"/>
-          <w:sz w:val="28"/>
-          <w:szCs w:val="28"/>
-        </w:rPr>
-        <w:t>) The only language a computer can directly understand is that computer’s</w:t>
+      <w:r>
+        <w:rPr>
+          <w:rFonts w:ascii="Nunito" w:hAnsi="Nunito"/>
+          <w:sz w:val="28"/>
+          <w:szCs w:val="28"/>
+        </w:rPr>
+        <w:t>i) The only language a computer can directly understand is that computer’s</w:t>
       </w:r>
       <w:r>
         <w:rPr>
@@ -1843,44 +1713,26 @@
           <w:sz w:val="28"/>
           <w:szCs w:val="28"/>
         </w:rPr>
-        <w:t>Transmission Control Protocol (</w:t>
-      </w:r>
-      <w:proofErr w:type="gramStart"/>
-      <w:r>
-        <w:rPr>
-          <w:rStyle w:val="Strong"/>
-          <w:sz w:val="28"/>
-          <w:szCs w:val="28"/>
-        </w:rPr>
-        <w:t>TCP)</w:t>
-      </w:r>
-      <w:r>
-        <w:t xml:space="preserve"> </w:t>
-      </w:r>
-      <w:r>
-        <w:rPr>
-          <w:rFonts w:ascii="Nunito" w:hAnsi="Nunito"/>
-          <w:sz w:val="28"/>
-          <w:szCs w:val="28"/>
-        </w:rPr>
-        <w:t xml:space="preserve"> </w:t>
-      </w:r>
-      <w:r>
-        <w:rPr>
-          <w:rFonts w:ascii="Nunito" w:hAnsi="Nunito"/>
-          <w:sz w:val="28"/>
-          <w:szCs w:val="28"/>
-        </w:rPr>
-        <w:t>ensures</w:t>
-      </w:r>
-      <w:proofErr w:type="gramEnd"/>
-      <w:r>
-        <w:rPr>
-          <w:rFonts w:ascii="Nunito" w:hAnsi="Nunito"/>
-          <w:sz w:val="28"/>
-          <w:szCs w:val="28"/>
-        </w:rPr>
-        <w:t xml:space="preserve"> that messages, consisting of sequentially numbered pieces called bytes, were properly routed from sender to receiver, arrived intact and were assembled in the correct order. </w:t>
+        <w:t>Transmission Control Protocol (TCP)</w:t>
+      </w:r>
+      <w:r>
+        <w:t xml:space="preserve"> </w:t>
+      </w:r>
+      <w:r>
+        <w:rPr>
+          <w:rFonts w:ascii="Nunito" w:hAnsi="Nunito"/>
+          <w:sz w:val="28"/>
+          <w:szCs w:val="28"/>
+        </w:rPr>
+        <w:t xml:space="preserve"> </w:t>
+      </w:r>
+      <w:r>
+        <w:rPr>
+          <w:rFonts w:ascii="Nunito" w:hAnsi="Nunito"/>
+          <w:sz w:val="28"/>
+          <w:szCs w:val="28"/>
+        </w:rPr>
+        <w:t xml:space="preserve">ensures that messages, consisting of sequentially numbered pieces called bytes, were properly routed from sender to receiver, arrived intact and were assembled in the correct order. </w:t>
       </w:r>
     </w:p>
     <w:p>
@@ -1908,7 +1760,6 @@
         </w:rPr>
         <w:t xml:space="preserve"> </w:t>
       </w:r>
-      <w:proofErr w:type="gramStart"/>
       <w:r>
         <w:rPr>
           <w:rFonts w:ascii="Nunito" w:hAnsi="Nunito"/>
@@ -1933,16 +1784,7 @@
           <w:sz w:val="28"/>
           <w:szCs w:val="28"/>
         </w:rPr>
-        <w:t xml:space="preserve"> programming</w:t>
-      </w:r>
-      <w:proofErr w:type="gramEnd"/>
-      <w:r>
-        <w:rPr>
-          <w:rFonts w:ascii="Nunito" w:hAnsi="Nunito"/>
-          <w:sz w:val="28"/>
-          <w:szCs w:val="28"/>
-        </w:rPr>
-        <w:t xml:space="preserve"> language was developed by Bjarne Stroustrup in the early 1980s at Bell Laboratories. </w:t>
+        <w:t xml:space="preserve"> programming language was developed by Bjarne Stroustrup in the early 1980s at Bell Laboratories. </w:t>
       </w:r>
     </w:p>
     <w:p>
@@ -1981,8 +1823,6 @@
         </w:rPr>
         <w:t xml:space="preserve">a) Java programs normally go through five phases— </w:t>
       </w:r>
-      <w:proofErr w:type="spellStart"/>
-      <w:proofErr w:type="gramStart"/>
       <w:r>
         <w:rPr>
           <w:rFonts w:ascii="Nunito" w:hAnsi="Nunito"/>
@@ -2011,8 +1851,6 @@
         </w:rPr>
         <w:t>Compile</w:t>
       </w:r>
-      <w:proofErr w:type="spellEnd"/>
-      <w:proofErr w:type="gramEnd"/>
       <w:r>
         <w:rPr>
           <w:rFonts w:ascii="Nunito" w:hAnsi="Nunito"/>
@@ -2187,33 +2025,15 @@
           <w:sz w:val="28"/>
           <w:szCs w:val="28"/>
         </w:rPr>
-        <w:t xml:space="preserve">d) </w:t>
-      </w:r>
-      <w:proofErr w:type="gramStart"/>
-      <w:r>
-        <w:rPr>
-          <w:rFonts w:ascii="Nunito" w:hAnsi="Nunito"/>
-          <w:sz w:val="28"/>
-          <w:szCs w:val="28"/>
-        </w:rPr>
-        <w:t>A</w:t>
-      </w:r>
-      <w:r>
-        <w:rPr>
-          <w:rFonts w:ascii="Nunito" w:hAnsi="Nunito"/>
-          <w:sz w:val="28"/>
-          <w:szCs w:val="28"/>
-        </w:rPr>
-        <w:t>n</w:t>
-      </w:r>
-      <w:proofErr w:type="gramEnd"/>
-      <w:r>
-        <w:rPr>
-          <w:rFonts w:ascii="Nunito" w:hAnsi="Nunito"/>
-          <w:sz w:val="28"/>
-          <w:szCs w:val="28"/>
-        </w:rPr>
-        <w:t xml:space="preserve"> </w:t>
+        <w:t>d) A</w:t>
+      </w:r>
+      <w:r>
+        <w:rPr>
+          <w:rFonts w:ascii="Nunito" w:hAnsi="Nunito"/>
+          <w:sz w:val="28"/>
+          <w:szCs w:val="28"/>
+        </w:rPr>
+        <w:t xml:space="preserve">n </w:t>
       </w:r>
       <w:r>
         <w:rPr>
@@ -2429,7 +2249,6 @@
         </w:rPr>
         <w:t>Java compiler (</w:t>
       </w:r>
-      <w:proofErr w:type="spellStart"/>
       <w:r>
         <w:rPr>
           <w:rStyle w:val="HTMLCode"/>
@@ -2438,7 +2257,6 @@
         </w:rPr>
         <w:t>javac</w:t>
       </w:r>
-      <w:proofErr w:type="spellEnd"/>
       <w:r>
         <w:rPr>
           <w:rStyle w:val="Strong"/>
@@ -2732,14 +2550,12 @@
         <w:br/>
         <w:t xml:space="preserve">Inheritance allows a new class to acquire characteristics of an existing class. For example, an </w:t>
       </w:r>
-      <w:proofErr w:type="spellStart"/>
       <w:r>
         <w:rPr>
           <w:rStyle w:val="Strong"/>
         </w:rPr>
         <w:t>AlarmClock</w:t>
       </w:r>
-      <w:proofErr w:type="spellEnd"/>
       <w:r>
         <w:t xml:space="preserve"> could inherit characteristics from a general </w:t>
       </w:r>
@@ -2900,25 +2716,7 @@
           <w:sz w:val="28"/>
           <w:szCs w:val="28"/>
         </w:rPr>
-        <w:t xml:space="preserve">Some scientists believe that carbon emissions, especially from the burning of fossil fuels, contribute significantly to global warming and that this can be combatted if individuals take steps to limit their use of carbon-based fuels. Organizations and individuals are increasingly concerned about their “carbon footprints.” Websites such as </w:t>
-      </w:r>
-      <w:proofErr w:type="spellStart"/>
-      <w:r>
-        <w:rPr>
-          <w:rFonts w:ascii="Nunito" w:hAnsi="Nunito"/>
-          <w:sz w:val="28"/>
-          <w:szCs w:val="28"/>
-        </w:rPr>
-        <w:t>TerraPass</w:t>
-      </w:r>
-      <w:proofErr w:type="spellEnd"/>
-      <w:r>
-        <w:rPr>
-          <w:rFonts w:ascii="Nunito" w:hAnsi="Nunito"/>
-          <w:sz w:val="28"/>
-          <w:szCs w:val="28"/>
-        </w:rPr>
-        <w:t xml:space="preserve"> http://www.terrapass.com/carbon-footprint-calculator/ and Carbon Footprint http://www.carbonfootprint.com/calculator.aspx</w:t>
+        <w:t>Some scientists believe that carbon emissions, especially from the burning of fossil fuels, contribute significantly to global warming and that this can be combatted if individuals take steps to limit their use of carbon-based fuels. Organizations and individuals are increasingly concerned about their “carbon footprints.” Websites such as TerraPass http://www.terrapass.com/carbon-footprint-calculator/ and Carbon Footprint http://www.carbonfootprint.com/calculator.aspx</w:t>
       </w:r>
       <w:r>
         <w:rPr>
@@ -2986,7 +2784,7 @@
         <w:t xml:space="preserve">, such as transportation, electricity </w:t>
       </w:r>
       <w:r>
-        <w:t>uses</w:t>
+        <w:t>use,</w:t>
       </w:r>
       <w:r>
         <w:t xml:space="preserve"> and fuel consumption.</w:t>
@@ -3119,16 +2917,8 @@
         <w:rPr>
           <w:rStyle w:val="Strong"/>
         </w:rPr>
-        <w:t>BMI = weight (kg) ÷ [height (m</w:t>
-      </w:r>
-      <w:proofErr w:type="gramStart"/>
-      <w:r>
-        <w:rPr>
-          <w:rStyle w:val="Strong"/>
-        </w:rPr>
-        <w:t>)]²</w:t>
-      </w:r>
-      <w:proofErr w:type="gramEnd"/>
+        <w:t>BMI = weight (kg) ÷ [height (m)]²</w:t>
+      </w:r>
     </w:p>
     <w:p>
       <w:pPr>
@@ -3830,25 +3620,7 @@
           <w:sz w:val="28"/>
           <w:szCs w:val="28"/>
         </w:rPr>
-        <w:t>Many people want to eliminate sexism in all forms of communication. You’ve been asked to create a program that can process a paragraph of text and replace gender-specific words with gender-neutral ones. Assuming that you’ve been given a list of gender-specific words and their gender-neutral replacements (e.g., replace both “wife” and “husband” with “spouse,” “man” and “woman” with “person,” “daughter” and “son” with “child”), explain the procedure you’d use to read through a paragraph of text and manually perform these replacements. How might your procedure generate a strange term like “</w:t>
-      </w:r>
-      <w:proofErr w:type="spellStart"/>
-      <w:r>
-        <w:rPr>
-          <w:rFonts w:ascii="Nunito" w:hAnsi="Nunito"/>
-          <w:sz w:val="28"/>
-          <w:szCs w:val="28"/>
-        </w:rPr>
-        <w:t>woperchild</w:t>
-      </w:r>
-      <w:proofErr w:type="spellEnd"/>
-      <w:r>
-        <w:rPr>
-          <w:rFonts w:ascii="Nunito" w:hAnsi="Nunito"/>
-          <w:sz w:val="28"/>
-          <w:szCs w:val="28"/>
-        </w:rPr>
-        <w:t>?” You’ll soon learn that a more formal term for “procedure” is “algorithm,” and that an algorithm specifies the steps to be performed and the order in which to perform them. We’ll show how to develop algorithms then convert them to Java programs which can be run on computers.</w:t>
+        <w:t>Many people want to eliminate sexism in all forms of communication. You’ve been asked to create a program that can process a paragraph of text and replace gender-specific words with gender-neutral ones. Assuming that you’ve been given a list of gender-specific words and their gender-neutral replacements (e.g., replace both “wife” and “husband” with “spouse,” “man” and “woman” with “person,” “daughter” and “son” with “child”), explain the procedure you’d use to read through a paragraph of text and manually perform these replacements. How might your procedure generate a strange term like “woperchild?” You’ll soon learn that a more formal term for “procedure” is “algorithm,” and that an algorithm specifies the steps to be performed and the order in which to perform them. We’ll show how to develop algorithms then convert them to Java programs which can be run on computers.</w:t>
       </w:r>
     </w:p>
     <w:p>
@@ -4346,29 +4118,7 @@
           <w:sz w:val="24"/>
           <w:szCs w:val="24"/>
         </w:rPr>
-        <w:t>“</w:t>
-      </w:r>
-      <w:proofErr w:type="spellStart"/>
-      <w:r>
-        <w:rPr>
-          <w:rFonts w:ascii="Times New Roman" w:eastAsia="Times New Roman" w:hAnsi="Times New Roman" w:cs="Times New Roman"/>
-          <w:b/>
-          <w:bCs/>
-          <w:sz w:val="24"/>
-          <w:szCs w:val="24"/>
-        </w:rPr>
-        <w:t>woperchild</w:t>
-      </w:r>
-      <w:proofErr w:type="spellEnd"/>
-      <w:r>
-        <w:rPr>
-          <w:rFonts w:ascii="Times New Roman" w:eastAsia="Times New Roman" w:hAnsi="Times New Roman" w:cs="Times New Roman"/>
-          <w:b/>
-          <w:bCs/>
-          <w:sz w:val="24"/>
-          <w:szCs w:val="24"/>
-        </w:rPr>
-        <w:t>”</w:t>
+        <w:t>“woperchild”</w:t>
       </w:r>
       <w:r>
         <w:rPr>
